--- a/samples/02_실무양식_든든건강보험_산출방법서.docx
+++ b/samples/02_실무양식_든든건강보험_산출방법서.docx
@@ -76,7 +76,7 @@
         </w:numPr>
       </w:pPr>
       <w:r>
-        <w:t xml:space="preserve">경험생명표 사망률 : 보험개발원 제10회 경험생명표(남자, 여자)의 사망률을 사용함</w:t>
+        <w:t xml:space="preserve">경험생명표 사망률 : 경험생명표(가상) 사망률(남자, 여자)을 사용함</w:t>
       </w:r>
     </w:p>
     <w:p>
@@ -88,7 +88,7 @@
         </w:numPr>
       </w:pPr>
       <w:r>
-        <w:t xml:space="preserve">무배당 예정 암발생률 : 보험개발원 생명장기제2024-112호에 의한 무배당 예정 경험 암발생률을 사용함</w:t>
+        <w:t xml:space="preserve">무배당 예정 암발생률 : 경험생명표(가상) 암발생률을 사용함</w:t>
       </w:r>
     </w:p>
     <w:p>
@@ -100,7 +100,7 @@
         </w:numPr>
       </w:pPr>
       <w:r>
-        <w:t xml:space="preserve">무배당 예정 뇌출혈발생률 : 무배당 예정 뇌출혈 발생률(제공 자료)을 사용함</w:t>
+        <w:t xml:space="preserve">무배당 예정 뇌출혈발생률 : 경험생명표(가상) 뇌출혈 발생률을 사용함</w:t>
       </w:r>
     </w:p>
     <w:p>
